--- a/inbox/Application Aware Networking/Book_14_Federal_Application_Aware_Networking_PII_Processing_Transparency.docx
+++ b/inbox/Application Aware Networking/Book_14_Federal_Application_Aware_Networking_PII_Processing_Transparency.docx
@@ -789,7 +789,7 @@
       <w:r>
         <w:drawing>
           <wp:inline>
-            <wp:extent cx="5334000" cy="2359269"/>
+            <wp:extent cx="6858000" cy="3033346"/>
             <wp:effectExtent b="0" l="0" r="0" t="0"/>
             <wp:docPr descr="PII Processing Lifecycle — Privacy Controls and Authority Chain" title="" id="22" name="Picture"/>
             <a:graphic>
@@ -810,7 +810,7 @@
                   <pic:spPr bwMode="auto">
                     <a:xfrm>
                       <a:off x="0" y="0"/>
-                      <a:ext cx="5334000" cy="2359269"/>
+                      <a:ext cx="6858000" cy="3033346"/>
                     </a:xfrm>
                     <a:prstGeom prst="rect">
                       <a:avLst/>
@@ -10999,7 +10999,9 @@
     </w:p>
     <w:bookmarkEnd w:id="65"/>
     <w:bookmarkEnd w:id="66"/>
-    <w:sectPr/>
+    <w:sectPr>
+      <w:pgMar w:top="720" w:right="720" w:bottom="720" w:left="720" w:header="720" w:footer="720" w:gutter="0"/>
+    </w:sectPr>
   </w:body>
 </w:document>
 </file>

--- a/inbox/Application Aware Networking/Book_14_Federal_Application_Aware_Networking_PII_Processing_Transparency.docx
+++ b/inbox/Application Aware Networking/Book_14_Federal_Application_Aware_Networking_PII_Processing_Transparency.docx
@@ -789,7 +789,7 @@
       <w:r>
         <w:drawing>
           <wp:inline>
-            <wp:extent cx="6858000" cy="3033346"/>
+            <wp:extent cx="7772400" cy="3437792"/>
             <wp:effectExtent b="0" l="0" r="0" t="0"/>
             <wp:docPr descr="PII Processing Lifecycle — Privacy Controls and Authority Chain" title="" id="22" name="Picture"/>
             <a:graphic>
@@ -810,7 +810,7 @@
                   <pic:spPr bwMode="auto">
                     <a:xfrm>
                       <a:off x="0" y="0"/>
-                      <a:ext cx="6858000" cy="3033346"/>
+                      <a:ext cx="7772400" cy="3437792"/>
                     </a:xfrm>
                     <a:prstGeom prst="rect">
                       <a:avLst/>
